--- a/Manual_4_Prompts_efectivos.docx
+++ b/Manual_4_Prompts_efectivos.docx
@@ -167,7 +167,7 @@
     </w:p>
     <w:p>
       <w:pPr>
-        <w:spacing w:after="400"/>
+        <w:spacing w:after="360"/>
         <w:jc w:val="center"/>
       </w:pPr>
       <w:r>
@@ -178,6 +178,73 @@
           <w:szCs w:val="21"/>
         </w:rPr>
         <w:t xml:space="preserve">Documento de trabajo · Propuesta técnica · 2026</w:t>
+      </w:r>
+    </w:p>
+    <w:p>
+      <w:pPr>
+        <w:pBdr>
+          <w:top w:val="single" w:color="D9E2F3" w:sz="6" w:space="12"/>
+        </w:pBdr>
+        <w:spacing w:after="140" w:before="120"/>
+        <w:jc w:val="center"/>
+      </w:pPr>
+      <w:r>
+        <w:rPr>
+          <w:rFonts w:ascii="Calibri" w:cs="Calibri" w:eastAsia="Calibri" w:hAnsi="Calibri"/>
+          <w:b/>
+          <w:bCs/>
+          <w:color w:val="5A5A5A"/>
+          <w:spacing w:val="20"/>
+          <w:sz w:val="17"/>
+          <w:szCs w:val="17"/>
+        </w:rPr>
+        <w:t xml:space="preserve">ELABORADO POR</w:t>
+      </w:r>
+    </w:p>
+    <w:p>
+      <w:pPr>
+        <w:spacing w:after="400"/>
+        <w:jc w:val="center"/>
+      </w:pPr>
+      <w:r>
+        <w:drawing>
+          <wp:inline distT="0" distB="0" distL="0" distR="0">
+            <wp:extent cx="4286250" cy="1181100"/>
+            <wp:effectExtent t="0" r="0" b="0" l="0"/>
+            <wp:docPr id="1" name="" descr="" title=""/>
+            <wp:cNvGraphicFramePr>
+              <a:graphicFrameLocks xmlns:a="http://schemas.openxmlformats.org/drawingml/2006/main" noChangeAspect="1"/>
+            </wp:cNvGraphicFramePr>
+            <a:graphic xmlns:a="http://schemas.openxmlformats.org/drawingml/2006/main">
+              <a:graphicData uri="http://schemas.openxmlformats.org/drawingml/2006/picture">
+                <pic:pic xmlns:pic="http://schemas.openxmlformats.org/drawingml/2006/picture">
+                  <pic:nvPicPr>
+                    <pic:cNvPr id="0" name="" descr=""/>
+                    <pic:cNvPicPr>
+                      <a:picLocks noChangeAspect="1" noChangeArrowheads="1"/>
+                    </pic:cNvPicPr>
+                  </pic:nvPicPr>
+                  <pic:blipFill>
+                    <a:blip r:embed="rId12" cstate="none"/>
+                    <a:srcRect/>
+                    <a:stretch>
+                      <a:fillRect/>
+                    </a:stretch>
+                  </pic:blipFill>
+                  <pic:spPr bwMode="auto">
+                    <a:xfrm>
+                      <a:off x="0" y="0"/>
+                      <a:ext cx="4286250" cy="1181100"/>
+                    </a:xfrm>
+                    <a:prstGeom prst="rect">
+                      <a:avLst/>
+                    </a:prstGeom>
+                  </pic:spPr>
+                </pic:pic>
+              </a:graphicData>
+            </a:graphic>
+          </wp:inline>
+        </w:drawing>
       </w:r>
     </w:p>
     <w:p>
